--- a/enterprise-architectuur/niveau-3/deel-27/werkboek.docx
+++ b/enterprise-architectuur/niveau-3/deel-27/werkboek.docx
@@ -573,22 +573,8 @@
       </w:r>
     </w:p>
     <w:p>
-      <w:pPr>
-        <w:spacing w:after="160" w:line="300"/>
-        <w:jc w:val="left"/>
-      </w:pPr>
-      <w:r>
-        <w:rPr>
-          <w:rFonts w:ascii="Calibri" w:cs="Calibri" w:eastAsia="Calibri" w:hAnsi="Calibri"/>
-          <w:b w:val="false"/>
-          <w:bCs w:val="false"/>
-          <w:i w:val="false"/>
-          <w:iCs w:val="false"/>
-          <w:color w:val="1A1A1A"/>
-          <w:sz w:val="21"/>
-          <w:szCs w:val="21"/>
-        </w:rPr>
-        <w:t xml:space="preserve">## Modeluitwerkingen</w:t>
+      <w:r>
+        <w:br w:type="page"/>
       </w:r>
     </w:p>
     <w:p>
@@ -608,45 +594,7 @@
           <w:sz w:val="24"/>
           <w:szCs w:val="24"/>
         </w:rPr>
-        <w:t xml:space="preserve">Uitwerking opdracht 1</w:t>
-      </w:r>
-    </w:p>
-    <w:p>
-      <w:pPr>
-        <w:spacing w:after="160" w:line="300"/>
-        <w:jc w:val="left"/>
-      </w:pPr>
-      <w:r>
-        <w:rPr>
-          <w:rFonts w:ascii="Calibri" w:cs="Calibri" w:eastAsia="Calibri" w:hAnsi="Calibri"/>
-          <w:b w:val="false"/>
-          <w:bCs w:val="false"/>
-          <w:i w:val="false"/>
-          <w:iCs w:val="false"/>
-          <w:color w:val="1A1A1A"/>
-          <w:sz w:val="21"/>
-          <w:szCs w:val="21"/>
-        </w:rPr>
-        <w:t xml:space="preserve">1 → grensoverschrijdend (geen aannames, terwijl onzekerheid bekend is). 2 → legitiem (aanname expliciet, controleerbaar — het extra team is wel/niet aangesteld, dat is verifieerbaar). 3 → grensoverschrijdend (geen onderbouwing, bekende risico's verzwegen). 4 → legitiem (het probleem zelf wordt benoemd, met een voorwaardelijk resultaat).</w:t>
-      </w:r>
-    </w:p>
-    <w:p>
-      <w:pPr>
-        <w:spacing w:after="160" w:line="300"/>
-        <w:jc w:val="left"/>
-      </w:pPr>
-      <w:r>
-        <w:rPr>
-          <w:rFonts w:ascii="Calibri" w:cs="Calibri" w:eastAsia="Calibri" w:hAnsi="Calibri"/>
-          <w:b w:val="false"/>
-          <w:bCs w:val="false"/>
-          <w:i w:val="false"/>
-          <w:iCs w:val="false"/>
-          <w:color w:val="1A1A1A"/>
-          <w:sz w:val="21"/>
-          <w:szCs w:val="21"/>
-        </w:rPr>
-        <w:t xml:space="preserve">Verantwoording: scenario 2 benoemt expliciet waaróp het optimisme rust (een specifiek, verifieerbaar besluit) — een lezer kan zelf beoordelen of die aanname aannemelijk is. Scenario 1 laat het optimisme ongefundeerd staan, wat de lezer geen mogelijkheid geeft de onderliggende onzekerheid te wegen.</w:t>
+        <w:t xml:space="preserve">Modeluitwerkingen</w:t>
       </w:r>
     </w:p>
     <w:p>
@@ -666,26 +614,45 @@
           <w:sz w:val="24"/>
           <w:szCs w:val="24"/>
         </w:rPr>
-        <w:t xml:space="preserve">Uitwerking opdracht 2</w:t>
-      </w:r>
-    </w:p>
-    <w:p>
-      <w:pPr>
-        <w:spacing w:after="160" w:line="300"/>
-        <w:jc w:val="left"/>
-      </w:pPr>
-      <w:r>
-        <w:rPr>
-          <w:rFonts w:ascii="Calibri" w:cs="Calibri" w:eastAsia="Calibri" w:hAnsi="Calibri"/>
-          <w:b w:val="false"/>
-          <w:bCs w:val="false"/>
-          <w:i w:val="false"/>
-          <w:iCs w:val="false"/>
-          <w:color w:val="1A1A1A"/>
-          <w:sz w:val="21"/>
-          <w:szCs w:val="21"/>
-        </w:rPr>
-        <w:t xml:space="preserve">Observatiepunten: erkent de architect (bijvoorbeeld) "ik snap dat u het bestuur niet onnodig wilt alarmeren" vóórdat hij herhaalt dat de aanname benoemd moet worden? Blijft de escalatie-aankondiging zakelijk en niet dreigend ("ik ga dit voorleggen aan het Board, omdat het risico dat rechtvaardigt" in plaats van een ultimatum)? Eindigt het gesprek met de relatie intact, ook al is er geen overeenstemming?</w:t>
+        <w:t xml:space="preserve">Uitwerking opdracht 1</w:t>
+      </w:r>
+    </w:p>
+    <w:p>
+      <w:pPr>
+        <w:spacing w:after="160" w:line="300"/>
+        <w:jc w:val="left"/>
+      </w:pPr>
+      <w:r>
+        <w:rPr>
+          <w:rFonts w:ascii="Calibri" w:cs="Calibri" w:eastAsia="Calibri" w:hAnsi="Calibri"/>
+          <w:b w:val="false"/>
+          <w:bCs w:val="false"/>
+          <w:i w:val="false"/>
+          <w:iCs w:val="false"/>
+          <w:color w:val="1A1A1A"/>
+          <w:sz w:val="21"/>
+          <w:szCs w:val="21"/>
+        </w:rPr>
+        <w:t xml:space="preserve">1 → grensoverschrijdend (geen aannames, terwijl onzekerheid bekend is). 2 → legitiem (aanname expliciet, controleerbaar — het extra team is wel/niet aangesteld, dat is verifieerbaar). 3 → grensoverschrijdend (geen onderbouwing, bekende risico's verzwegen). 4 → legitiem (het probleem zelf wordt benoemd, met een voorwaardelijk resultaat).</w:t>
+      </w:r>
+    </w:p>
+    <w:p>
+      <w:pPr>
+        <w:spacing w:after="160" w:line="300"/>
+        <w:jc w:val="left"/>
+      </w:pPr>
+      <w:r>
+        <w:rPr>
+          <w:rFonts w:ascii="Calibri" w:cs="Calibri" w:eastAsia="Calibri" w:hAnsi="Calibri"/>
+          <w:b w:val="false"/>
+          <w:bCs w:val="false"/>
+          <w:i w:val="false"/>
+          <w:iCs w:val="false"/>
+          <w:color w:val="1A1A1A"/>
+          <w:sz w:val="21"/>
+          <w:szCs w:val="21"/>
+        </w:rPr>
+        <w:t xml:space="preserve">Verantwoording: scenario 2 benoemt expliciet waaróp het optimisme rust (een specifiek, verifieerbaar besluit) — een lezer kan zelf beoordelen of die aanname aannemelijk is. Scenario 1 laat het optimisme ongefundeerd staan, wat de lezer geen mogelijkheid geeft de onderliggende onzekerheid te wegen.</w:t>
       </w:r>
     </w:p>
     <w:p>
@@ -705,26 +672,26 @@
           <w:sz w:val="24"/>
           <w:szCs w:val="24"/>
         </w:rPr>
-        <w:t xml:space="preserve">Uitwerking opdracht 3</w:t>
-      </w:r>
-    </w:p>
-    <w:p>
-      <w:pPr>
-        <w:spacing w:after="160" w:line="300"/>
-        <w:jc w:val="left"/>
-      </w:pPr>
-      <w:r>
-        <w:rPr>
-          <w:rFonts w:ascii="Calibri" w:cs="Calibri" w:eastAsia="Calibri" w:hAnsi="Calibri"/>
-          <w:b w:val="false"/>
-          <w:bCs w:val="false"/>
-          <w:i w:val="false"/>
-          <w:iCs w:val="false"/>
-          <w:color w:val="1A1A1A"/>
-          <w:sz w:val="21"/>
-          <w:szCs w:val="21"/>
-        </w:rPr>
-        <w:t xml:space="preserve">Modeluitwerkingen zijn persoonlijk. Sterk werk toont een concreet moment (geen abstracte uitspraak over "integriteit is belangrijk") met een echte spanning en een concrete uitkomst.</w:t>
+        <w:t xml:space="preserve">Uitwerking opdracht 2</w:t>
+      </w:r>
+    </w:p>
+    <w:p>
+      <w:pPr>
+        <w:spacing w:after="160" w:line="300"/>
+        <w:jc w:val="left"/>
+      </w:pPr>
+      <w:r>
+        <w:rPr>
+          <w:rFonts w:ascii="Calibri" w:cs="Calibri" w:eastAsia="Calibri" w:hAnsi="Calibri"/>
+          <w:b w:val="false"/>
+          <w:bCs w:val="false"/>
+          <w:i w:val="false"/>
+          <w:iCs w:val="false"/>
+          <w:color w:val="1A1A1A"/>
+          <w:sz w:val="21"/>
+          <w:szCs w:val="21"/>
+        </w:rPr>
+        <w:t xml:space="preserve">Observatiepunten: erkent de architect (bijvoorbeeld) "ik snap dat u het bestuur niet onnodig wilt alarmeren" vóórdat hij herhaalt dat de aanname benoemd moet worden? Blijft de escalatie-aankondiging zakelijk en niet dreigend ("ik ga dit voorleggen aan het Board, omdat het risico dat rechtvaardigt" in plaats van een ultimatum)? Eindigt het gesprek met de relatie intact, ook al is er geen overeenstemming?</w:t>
       </w:r>
     </w:p>
     <w:p>
@@ -744,6 +711,45 @@
           <w:sz w:val="24"/>
           <w:szCs w:val="24"/>
         </w:rPr>
+        <w:t xml:space="preserve">Uitwerking opdracht 3</w:t>
+      </w:r>
+    </w:p>
+    <w:p>
+      <w:pPr>
+        <w:spacing w:after="160" w:line="300"/>
+        <w:jc w:val="left"/>
+      </w:pPr>
+      <w:r>
+        <w:rPr>
+          <w:rFonts w:ascii="Calibri" w:cs="Calibri" w:eastAsia="Calibri" w:hAnsi="Calibri"/>
+          <w:b w:val="false"/>
+          <w:bCs w:val="false"/>
+          <w:i w:val="false"/>
+          <w:iCs w:val="false"/>
+          <w:color w:val="1A1A1A"/>
+          <w:sz w:val="21"/>
+          <w:szCs w:val="21"/>
+        </w:rPr>
+        <w:t xml:space="preserve">Modeluitwerkingen zijn persoonlijk. Sterk werk toont een concreet moment (geen abstracte uitspraak over "integriteit is belangrijk") met een echte spanning en een concrete uitkomst.</w:t>
+      </w:r>
+    </w:p>
+    <w:p>
+      <w:pPr>
+        <w:pStyle w:val="Heading2"/>
+        <w:pBdr>
+          <w:bottom w:val="single" w:color="2563A8" w:sz="6" w:space="4"/>
+        </w:pBdr>
+        <w:spacing w:after="160" w:before="300"/>
+      </w:pPr>
+      <w:r>
+        <w:rPr>
+          <w:rFonts w:ascii="Calibri" w:cs="Calibri" w:eastAsia="Calibri" w:hAnsi="Calibri"/>
+          <w:b/>
+          <w:bCs/>
+          <w:color w:val="2563A8"/>
+          <w:sz w:val="24"/>
+          <w:szCs w:val="24"/>
+        </w:rPr>
         <w:t xml:space="preserve">Uitwerking opdracht 4</w:t>
       </w:r>
     </w:p>
@@ -768,21 +774,22 @@
     </w:p>
     <w:p>
       <w:pPr>
-        <w:spacing w:after="160" w:line="300"/>
-        <w:jc w:val="left"/>
-      </w:pPr>
-      <w:r>
-        <w:rPr>
-          <w:rFonts w:ascii="Calibri" w:cs="Calibri" w:eastAsia="Calibri" w:hAnsi="Calibri"/>
-          <w:b w:val="false"/>
-          <w:bCs w:val="false"/>
-          <w:i w:val="false"/>
-          <w:iCs w:val="false"/>
-          <w:color w:val="1A1A1A"/>
-          <w:sz w:val="21"/>
-          <w:szCs w:val="21"/>
-        </w:rPr>
-        <w:t xml:space="preserve">## Beoordelingskader opdracht 5 (evidence-portfolio compleet voor deel 28)</w:t>
+        <w:pStyle w:val="Heading2"/>
+        <w:pBdr>
+          <w:bottom w:val="single" w:color="2563A8" w:sz="6" w:space="4"/>
+        </w:pBdr>
+        <w:spacing w:after="160" w:before="300"/>
+      </w:pPr>
+      <w:r>
+        <w:rPr>
+          <w:rFonts w:ascii="Calibri" w:cs="Calibri" w:eastAsia="Calibri" w:hAnsi="Calibri"/>
+          <w:b/>
+          <w:bCs/>
+          <w:color w:val="2563A8"/>
+          <w:sz w:val="24"/>
+          <w:szCs w:val="24"/>
+        </w:rPr>
+        <w:t xml:space="preserve">Beoordelingskader opdracht 5 (evidence-portfolio compleet voor deel 28)</w:t>
       </w:r>
     </w:p>
     <w:p>
